--- a/BÁO CÁO CÔNG VIỆC.docx
+++ b/BÁO CÁO CÔNG VIỆC.docx
@@ -21,8 +21,267 @@
         </w:rPr>
         <w:t>BÁO CÁO CÔNG VIỆC</w:t>
       </w:r>
+    </w:p>
+    <w:p>
+      <w:pPr>
+        <w:rPr>
+          <w:rFonts w:ascii="Times New Roman" w:hAnsi="Times New Roman" w:cs="Times New Roman"/>
+          <w:sz w:val="26"/>
+          <w:szCs w:val="26"/>
+          <w:lang w:val="en-US"/>
+        </w:rPr>
+      </w:pPr>
+      <w:r>
+        <w:rPr>
+          <w:rFonts w:ascii="Times New Roman" w:hAnsi="Times New Roman" w:cs="Times New Roman"/>
+          <w:sz w:val="26"/>
+          <w:szCs w:val="26"/>
+          <w:lang w:val="en-US"/>
+        </w:rPr>
+        <w:t xml:space="preserve">-Bảo mật video: </w:t>
+      </w:r>
+      <w:r>
+        <w:rPr>
+          <w:rFonts w:ascii="Times New Roman" w:hAnsi="Times New Roman" w:cs="Times New Roman"/>
+          <w:sz w:val="26"/>
+          <w:szCs w:val="26"/>
+          <w:lang w:val="en-US"/>
+        </w:rPr>
+        <w:t xml:space="preserve"> bảo mật nhiều lớp.</w:t>
+      </w:r>
+    </w:p>
+    <w:p>
+      <w:pPr>
+        <w:rPr>
+          <w:rFonts w:ascii="Times New Roman" w:hAnsi="Times New Roman" w:cs="Times New Roman"/>
+          <w:sz w:val="26"/>
+          <w:szCs w:val="26"/>
+          <w:lang w:val="en-US"/>
+        </w:rPr>
+      </w:pPr>
+      <w:r>
+        <w:rPr>
+          <w:rFonts w:ascii="Times New Roman" w:hAnsi="Times New Roman" w:cs="Times New Roman"/>
+          <w:sz w:val="26"/>
+          <w:szCs w:val="26"/>
+          <w:lang w:val="en-US"/>
+        </w:rPr>
+        <w:t xml:space="preserve">   </w:t>
+      </w:r>
+      <w:r>
+        <w:rPr>
+          <w:rFonts w:ascii="Times New Roman" w:hAnsi="Times New Roman" w:cs="Times New Roman"/>
+          <w:sz w:val="14"/>
+          <w:szCs w:val="14"/>
+          <w:lang w:val="en-US"/>
+        </w:rPr>
+        <w:t xml:space="preserve">●  </w:t>
+      </w:r>
+      <w:r>
+        <w:rPr>
+          <w:rFonts w:ascii="Times New Roman" w:hAnsi="Times New Roman" w:cs="Times New Roman"/>
+          <w:sz w:val="26"/>
+          <w:szCs w:val="26"/>
+          <w:lang w:val="en-US"/>
+        </w:rPr>
+        <w:t>Chia nhỏ video → bảo vệ bằng các thuật toán.</w:t>
+      </w:r>
+    </w:p>
+    <w:p>
+      <w:pPr>
+        <w:rPr>
+          <w:rFonts w:ascii="Times New Roman" w:hAnsi="Times New Roman" w:cs="Times New Roman"/>
+          <w:sz w:val="14"/>
+          <w:szCs w:val="14"/>
+          <w:lang w:val="en-US"/>
+        </w:rPr>
+      </w:pPr>
+      <w:r>
+        <w:rPr>
+          <w:rFonts w:ascii="Times New Roman" w:hAnsi="Times New Roman" w:cs="Times New Roman"/>
+          <w:sz w:val="26"/>
+          <w:szCs w:val="26"/>
+          <w:lang w:val="en-US"/>
+        </w:rPr>
+        <w:t xml:space="preserve">   </w:t>
+      </w:r>
+      <w:r>
+        <w:rPr>
+          <w:rFonts w:ascii="Times New Roman" w:hAnsi="Times New Roman" w:cs="Times New Roman"/>
+          <w:sz w:val="14"/>
+          <w:szCs w:val="14"/>
+          <w:lang w:val="en-US"/>
+        </w:rPr>
+        <w:t xml:space="preserve">● </w:t>
+      </w:r>
+      <w:r>
+        <w:rPr>
+          <w:rFonts w:ascii="Times New Roman" w:hAnsi="Times New Roman" w:cs="Times New Roman"/>
+          <w:sz w:val="26"/>
+          <w:szCs w:val="26"/>
+          <w:lang w:val="en-US"/>
+        </w:rPr>
+        <w:t>Mã hóa nội dung → có download cũng không xem được.</w:t>
+      </w:r>
+      <w:r>
+        <w:rPr>
+          <w:rFonts w:ascii="Times New Roman" w:hAnsi="Times New Roman" w:cs="Times New Roman"/>
+          <w:sz w:val="14"/>
+          <w:szCs w:val="14"/>
+          <w:lang w:val="en-US"/>
+        </w:rPr>
+        <w:t xml:space="preserve">   </w:t>
+      </w:r>
+    </w:p>
+    <w:p>
+      <w:pPr>
+        <w:rPr>
+          <w:rFonts w:ascii="Times New Roman" w:hAnsi="Times New Roman" w:cs="Times New Roman"/>
+          <w:sz w:val="14"/>
+          <w:szCs w:val="14"/>
+          <w:lang w:val="en-US"/>
+        </w:rPr>
+      </w:pPr>
+      <w:r>
+        <w:rPr>
+          <w:rFonts w:ascii="Times New Roman" w:hAnsi="Times New Roman" w:cs="Times New Roman"/>
+          <w:sz w:val="14"/>
+          <w:szCs w:val="14"/>
+          <w:lang w:val="en-US"/>
+        </w:rPr>
+        <w:t xml:space="preserve">   </w:t>
+      </w:r>
+      <w:r>
+        <w:rPr>
+          <w:rFonts w:ascii="Times New Roman" w:hAnsi="Times New Roman" w:cs="Times New Roman"/>
+          <w:sz w:val="14"/>
+          <w:szCs w:val="14"/>
+          <w:lang w:val="en-US"/>
+        </w:rPr>
+        <w:t xml:space="preserve"> </w:t>
+      </w:r>
+      <w:r>
+        <w:rPr>
+          <w:rFonts w:ascii="Times New Roman" w:hAnsi="Times New Roman" w:cs="Times New Roman"/>
+          <w:sz w:val="26"/>
+          <w:szCs w:val="26"/>
+          <w:lang w:val="en-US"/>
+        </w:rPr>
+        <w:t xml:space="preserve"> </w:t>
+      </w:r>
+      <w:r>
+        <w:rPr>
+          <w:rFonts w:ascii="Times New Roman" w:hAnsi="Times New Roman" w:cs="Times New Roman"/>
+          <w:sz w:val="14"/>
+          <w:szCs w:val="14"/>
+          <w:lang w:val="en-US"/>
+        </w:rPr>
+        <w:t xml:space="preserve">● </w:t>
+      </w:r>
+      <w:r>
+        <w:rPr>
+          <w:rFonts w:ascii="Times New Roman" w:hAnsi="Times New Roman" w:cs="Times New Roman"/>
+          <w:sz w:val="26"/>
+          <w:szCs w:val="26"/>
+          <w:lang w:val="en-US"/>
+        </w:rPr>
+        <w:t xml:space="preserve">Mã hóa </w:t>
+      </w:r>
+      <w:r>
+        <w:rPr>
+          <w:rFonts w:ascii="Times New Roman" w:hAnsi="Times New Roman" w:cs="Times New Roman"/>
+          <w:sz w:val="26"/>
+          <w:szCs w:val="26"/>
+          <w:lang w:val="en-US"/>
+        </w:rPr>
+        <w:t>qua proxy → đóng vai trò như tường lửa.</w:t>
+      </w:r>
       <w:bookmarkStart w:id="0" w:name="_GoBack"/>
       <w:bookmarkEnd w:id="0"/>
+    </w:p>
+    <w:p>
+      <w:pPr>
+        <w:rPr>
+          <w:rFonts w:ascii="Times New Roman" w:hAnsi="Times New Roman" w:cs="Times New Roman"/>
+          <w:sz w:val="26"/>
+          <w:szCs w:val="26"/>
+          <w:lang w:val="en-US"/>
+        </w:rPr>
+      </w:pPr>
+      <w:r>
+        <w:rPr>
+          <w:rFonts w:ascii="Times New Roman" w:hAnsi="Times New Roman" w:cs="Times New Roman"/>
+          <w:sz w:val="26"/>
+          <w:szCs w:val="26"/>
+          <w:lang w:val="en-US"/>
+        </w:rPr>
+        <w:t xml:space="preserve">   </w:t>
+      </w:r>
+      <w:r>
+        <w:rPr>
+          <w:rFonts w:ascii="Times New Roman" w:hAnsi="Times New Roman" w:cs="Times New Roman"/>
+          <w:sz w:val="14"/>
+          <w:szCs w:val="14"/>
+          <w:lang w:val="en-US"/>
+        </w:rPr>
+        <w:t xml:space="preserve">● </w:t>
+      </w:r>
+      <w:r>
+        <w:rPr>
+          <w:rFonts w:ascii="Times New Roman" w:hAnsi="Times New Roman" w:cs="Times New Roman"/>
+          <w:sz w:val="26"/>
+          <w:szCs w:val="26"/>
+          <w:lang w:val="en-US"/>
+        </w:rPr>
+        <w:t>Mã hóa đường link, đường liên kết.</w:t>
+      </w:r>
+    </w:p>
+    <w:p>
+      <w:pPr>
+        <w:rPr>
+          <w:rFonts w:ascii="Times New Roman" w:hAnsi="Times New Roman" w:cs="Times New Roman"/>
+          <w:sz w:val="26"/>
+          <w:szCs w:val="26"/>
+          <w:lang w:val="en-US"/>
+        </w:rPr>
+      </w:pPr>
+      <w:r>
+        <w:rPr>
+          <w:rFonts w:ascii="Times New Roman" w:hAnsi="Times New Roman" w:cs="Times New Roman"/>
+          <w:sz w:val="26"/>
+          <w:szCs w:val="26"/>
+          <w:lang w:val="en-US"/>
+        </w:rPr>
+        <w:t xml:space="preserve">   </w:t>
+      </w:r>
+      <w:r>
+        <w:rPr>
+          <w:rFonts w:ascii="Times New Roman" w:hAnsi="Times New Roman" w:cs="Times New Roman"/>
+          <w:sz w:val="14"/>
+          <w:szCs w:val="14"/>
+          <w:lang w:val="en-US"/>
+        </w:rPr>
+        <w:t xml:space="preserve">● </w:t>
+      </w:r>
+      <w:r>
+        <w:rPr>
+          <w:rFonts w:ascii="Times New Roman" w:hAnsi="Times New Roman" w:cs="Times New Roman"/>
+          <w:sz w:val="26"/>
+          <w:szCs w:val="26"/>
+          <w:lang w:val="en-US"/>
+        </w:rPr>
+        <w:t>Mã hóa code.</w:t>
+      </w:r>
+    </w:p>
+    <w:p>
+      <w:pPr>
+        <w:rPr>
+          <w:rFonts w:ascii="Times New Roman" w:hAnsi="Times New Roman" w:cs="Times New Roman"/>
+          <w:sz w:val="26"/>
+          <w:szCs w:val="26"/>
+          <w:lang w:val="en-US"/>
+        </w:rPr>
+      </w:pPr>
     </w:p>
     <w:sectPr>
       <w:pgSz w:w="11906" w:h="16838"/>
